--- a/Fase 2/Evidencias Proyecto/Evidencias de documentación/06_Acta_Retrospectiva_Completo.docx
+++ b/Fase 2/Evidencias Proyecto/Evidencias de documentación/06_Acta_Retrospectiva_Completo.docx
@@ -223,7 +223,7 @@
               <w:rPr>
                 <w:rtl w:val="0"/>
               </w:rPr>
-              <w:t xml:space="preserve">19-06-2026</w:t>
+              <w:t xml:space="preserve">21-08-2026</w:t>
             </w:r>
           </w:p>
         </w:tc>
@@ -2772,7 +2772,7 @@
               <w:rPr>
                 <w:rtl w:val="0"/>
               </w:rPr>
-              <w:t xml:space="preserve">03-07-2026</w:t>
+              <w:t xml:space="preserve">04-09-2026</w:t>
             </w:r>
           </w:p>
         </w:tc>
@@ -5644,7 +5644,7 @@
               <w:rPr>
                 <w:rtl w:val="0"/>
               </w:rPr>
-              <w:t xml:space="preserve">17-07-2026</w:t>
+              <w:t xml:space="preserve">17-09-2026</w:t>
             </w:r>
           </w:p>
         </w:tc>
@@ -8516,7 +8516,7 @@
               <w:rPr>
                 <w:rtl w:val="0"/>
               </w:rPr>
-              <w:t xml:space="preserve">31-07-2026</w:t>
+              <w:t xml:space="preserve">02-10-2026</w:t>
             </w:r>
           </w:p>
         </w:tc>
@@ -11388,7 +11388,7 @@
               <w:rPr>
                 <w:rtl w:val="0"/>
               </w:rPr>
-              <w:t xml:space="preserve">14-08-2026</w:t>
+              <w:t xml:space="preserve">16-10-2026</w:t>
             </w:r>
           </w:p>
         </w:tc>
@@ -14260,7 +14260,7 @@
               <w:rPr>
                 <w:rtl w:val="0"/>
               </w:rPr>
-              <w:t xml:space="preserve">28-08-2026</w:t>
+              <w:t xml:space="preserve">30-10-2026</w:t>
             </w:r>
           </w:p>
         </w:tc>
@@ -17132,7 +17132,7 @@
               <w:rPr>
                 <w:rtl w:val="0"/>
               </w:rPr>
-              <w:t xml:space="preserve">11-09-2026</w:t>
+              <w:t xml:space="preserve">13-11-2026</w:t>
             </w:r>
           </w:p>
         </w:tc>
@@ -19984,7 +19984,7 @@
               <w:rPr>
                 <w:rtl w:val="0"/>
               </w:rPr>
-              <w:t xml:space="preserve">25-09-2026</w:t>
+              <w:t xml:space="preserve">27-11-2026</w:t>
             </w:r>
           </w:p>
         </w:tc>
@@ -22836,7 +22836,7 @@
               <w:rPr>
                 <w:rtl w:val="0"/>
               </w:rPr>
-              <w:t xml:space="preserve">09-10-2026</w:t>
+              <w:t xml:space="preserve">11-12-2026</w:t>
             </w:r>
           </w:p>
         </w:tc>
